--- a/docs/Короткие_инструкции/docx/S2_Как_запустить_режим_картографирования_для_симуляции.docx
+++ b/docs/Короткие_инструкции/docx/S2_Как_запустить_режим_картографирования_для_симуляции.docx
@@ -256,6 +256,7 @@
     <w:p>
       <w:pPr>
         <w:numPr>
+          <w:ilvl w:val="0"/>
           <w:numId w:val="0"/>
         </w:numPr>
         <w:bidi w:val="0"/>
@@ -293,6 +294,7 @@
     <w:p>
       <w:pPr>
         <w:numPr>
+          <w:ilvl w:val="0"/>
           <w:numId w:val="0"/>
         </w:numPr>
         <w:bidi w:val="0"/>
@@ -313,6 +315,7 @@
     <w:p>
       <w:pPr>
         <w:numPr>
+          <w:ilvl w:val="0"/>
           <w:numId w:val="0"/>
         </w:numPr>
         <w:bidi w:val="0"/>
@@ -364,6 +367,7 @@
     <w:p>
       <w:pPr>
         <w:numPr>
+          <w:ilvl w:val="0"/>
           <w:numId w:val="0"/>
         </w:numPr>
         <w:ind w:leftChars="0"/>
@@ -390,16 +394,7 @@
           <w:rFonts w:hint="default"/>
           <w:lang w:val="ru-RU"/>
         </w:rPr>
-        <w:t>Запустите стек картографирования из slam-toolbox. В ещё одном терминале выполните команду с выбором конфигурации для симуляции и навигации</w:t>
-      </w:r>
-      <w:bookmarkStart w:id="1" w:name="_GoBack"/>
-      <w:bookmarkEnd w:id="1"/>
-      <w:r>
-        <w:rPr>
-          <w:rFonts w:hint="default"/>
-          <w:lang w:val="ru-RU"/>
-        </w:rPr>
-        <w:t>:</w:t>
+        <w:t>Запустите стек картографирования из slam-toolbox. В ещё одном терминале выполните команду с выбором конфигурации для симуляции и навигации:</w:t>
       </w:r>
     </w:p>
     <w:p>
@@ -420,7 +415,7 @@
           <w:szCs w:val="16"/>
           <w:lang w:val="ru-RU"/>
         </w:rPr>
-        <w:t>ros2 launch completed_scripts_jetbot mapping.launch.py config_choice:='navigation_2'</w:t>
+        <w:t>ros2 launch completed_scripts_jetbot mapping.launch.py \ config_choice:='navigation_2'</w:t>
       </w:r>
     </w:p>
     <w:p>
@@ -873,6 +868,7 @@
     <w:p>
       <w:pPr>
         <w:numPr>
+          <w:ilvl w:val="0"/>
           <w:numId w:val="0"/>
         </w:numPr>
         <w:bidi w:val="0"/>
@@ -952,6 +948,7 @@
     <w:p>
       <w:pPr>
         <w:numPr>
+          <w:ilvl w:val="0"/>
           <w:numId w:val="0"/>
         </w:numPr>
         <w:bidi w:val="0"/>
@@ -1004,6 +1001,7 @@
     <w:p>
       <w:pPr>
         <w:numPr>
+          <w:ilvl w:val="0"/>
           <w:numId w:val="0"/>
         </w:numPr>
         <w:bidi w:val="0"/>
@@ -1038,6 +1036,7 @@
     <w:p>
       <w:pPr>
         <w:numPr>
+          <w:ilvl w:val="0"/>
           <w:numId w:val="0"/>
         </w:numPr>
         <w:bidi w:val="0"/>
@@ -1301,14 +1300,8 @@
         </w:rPr>
         <w:t>-коды со ссылками на их аккаунты представлены ниже.</w:t>
       </w:r>
-    </w:p>
-    <w:p>
-      <w:pPr>
-        <w:rPr>
-          <w:rFonts w:hint="default"/>
-          <w:lang w:val="ru-RU"/>
-        </w:rPr>
-      </w:pPr>
+      <w:bookmarkStart w:id="1" w:name="_GoBack"/>
+      <w:bookmarkEnd w:id="1"/>
     </w:p>
     <w:tbl>
       <w:tblPr>
@@ -1717,7 +1710,7 @@
         </mc:Choice>
         <mc:Fallback>
           <w:pict>
-            <v:shape id="_x0000_s1026" o:spid="_x0000_s1026" o:spt="202" type="#_x0000_t202" style="position:absolute;left:0pt;margin-top:0pt;height:144pt;width:144pt;mso-position-horizontal:center;mso-position-horizontal-relative:margin;mso-wrap-style:none;z-index:251659264;mso-width-relative:page;mso-height-relative:page;" filled="f" stroked="f" coordsize="21600,21600" o:gfxdata="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">
+            <v:shape id="_x0000_s1026" o:spid="_x0000_s1026" o:spt="202" type="#_x0000_t202" style="position:absolute;left:0pt;margin-top:0pt;height:144pt;width:144pt;mso-position-horizontal:center;mso-position-horizontal-relative:margin;mso-wrap-style:none;z-index:251659264;mso-width-relative:page;mso-height-relative:page;" filled="f" stroked="f" coordsize="21600,21600" o:gfxdata="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">
               <v:fill on="f" focussize="0,0"/>
               <v:stroke on="f" weight="0.5pt"/>
               <v:imagedata o:title=""/>
@@ -2803,9 +2796,7 @@
 
 <file path=customXml/item1.xml><?xml version="1.0" encoding="utf-8"?>
 <s:customData xmlns="http://www.wps.cn/officeDocument/2013/wpsCustomData" xmlns:s="http://www.wps.cn/officeDocument/2013/wpsCustomData">
-  <customSectProps>
-    <customSectPr/>
-  </customSectProps>
+  <customSectProps/>
   <customShpExts>
     <customShpInfo spid="_x0000_s1026" textRotate="1"/>
   </customShpExts>

--- a/docs/Короткие_инструкции/docx/S2_Как_запустить_режим_картографирования_для_симуляции.docx
+++ b/docs/Короткие_инструкции/docx/S2_Как_запустить_режим_картографирования_для_симуляции.docx
@@ -280,15 +280,78 @@
         <w:bidi w:val="0"/>
         <w:rPr>
           <w:rFonts w:hint="default"/>
+          <w:sz w:val="22"/>
+          <w:szCs w:val="22"/>
           <w:lang w:val="en-US"/>
         </w:rPr>
       </w:pPr>
       <w:r>
         <w:rPr>
           <w:rFonts w:hint="default"/>
+          <w:sz w:val="22"/>
+          <w:szCs w:val="22"/>
           <w:lang w:val="en-US"/>
         </w:rPr>
-        <w:t>ros2 launch jetbot_mirea_description gazebo.launch.py</w:t>
+        <w:t>ros2 launch jetbot_mirea_description gazebo.launch.py \</w:t>
+      </w:r>
+    </w:p>
+    <w:p>
+      <w:pPr>
+        <w:pStyle w:val="20"/>
+        <w:bidi w:val="0"/>
+        <w:rPr>
+          <w:rFonts w:hint="default"/>
+          <w:sz w:val="22"/>
+          <w:szCs w:val="22"/>
+          <w:lang w:val="ru-RU"/>
+        </w:rPr>
+      </w:pPr>
+      <w:r>
+        <w:rPr>
+          <w:rFonts w:hint="default"/>
+          <w:sz w:val="22"/>
+          <w:szCs w:val="22"/>
+          <w:vertAlign w:val="baseline"/>
+          <w:lang w:val="en-US"/>
+        </w:rPr>
+        <w:t>preset_id:=</w:t>
+      </w:r>
+      <w:r>
+        <w:rPr>
+          <w:rFonts w:hint="default"/>
+          <w:sz w:val="22"/>
+          <w:szCs w:val="22"/>
+          <w:lang w:val="ru-RU"/>
+        </w:rPr>
+        <w:t>'</w:t>
+      </w:r>
+      <w:r>
+        <w:rPr>
+          <w:rFonts w:hint="default"/>
+          <w:sz w:val="22"/>
+          <w:szCs w:val="22"/>
+          <w:lang w:val="en-US"/>
+        </w:rPr>
+        <w:t>mapping</w:t>
+      </w:r>
+      <w:r>
+        <w:rPr>
+          <w:rFonts w:hint="default"/>
+          <w:sz w:val="22"/>
+          <w:szCs w:val="22"/>
+          <w:vertAlign w:val="baseline"/>
+          <w:lang w:val="en-US"/>
+        </w:rPr>
+        <w:t>_2</w:t>
+      </w:r>
+      <w:r>
+        <w:rPr>
+          <w:rFonts w:hint="default"/>
+          <w:sz w:val="22"/>
+          <w:szCs w:val="22"/>
+          <w:lang w:val="ru-RU"/>
+        </w:rPr>
+        <w:t>'</w:t>
       </w:r>
     </w:p>
     <w:p>
@@ -403,20 +466,52 @@
         <w:bidi w:val="0"/>
         <w:rPr>
           <w:rFonts w:hint="default"/>
-          <w:sz w:val="20"/>
-          <w:szCs w:val="16"/>
-          <w:lang w:val="ru-RU"/>
-        </w:rPr>
-      </w:pPr>
-      <w:r>
-        <w:rPr>
-          <w:rFonts w:hint="default"/>
-          <w:sz w:val="20"/>
-          <w:szCs w:val="16"/>
-          <w:lang w:val="ru-RU"/>
-        </w:rPr>
-        <w:t>ros2 launch completed_scripts_jetbot mapping.launch.py \ config_choice:='navigation_2'</w:t>
-      </w:r>
+          <w:sz w:val="22"/>
+          <w:szCs w:val="20"/>
+          <w:lang w:val="en-US"/>
+        </w:rPr>
+      </w:pPr>
+      <w:r>
+        <w:rPr>
+          <w:rFonts w:hint="default"/>
+          <w:sz w:val="22"/>
+          <w:szCs w:val="20"/>
+          <w:lang w:val="ru-RU"/>
+        </w:rPr>
+        <w:t>ros2 launch completed_scripts_jetbot mapping.launch.py</w:t>
+      </w:r>
+      <w:r>
+        <w:rPr>
+          <w:rFonts w:hint="default"/>
+          <w:sz w:val="22"/>
+          <w:szCs w:val="20"/>
+          <w:lang w:val="en-US"/>
+        </w:rPr>
+        <w:t xml:space="preserve"> \</w:t>
+      </w:r>
+    </w:p>
+    <w:p>
+      <w:pPr>
+        <w:pStyle w:val="20"/>
+        <w:bidi w:val="0"/>
+        <w:rPr>
+          <w:rFonts w:hint="default"/>
+          <w:sz w:val="22"/>
+          <w:szCs w:val="20"/>
+          <w:lang w:val="ru-RU"/>
+        </w:rPr>
+      </w:pPr>
+      <w:r>
+        <w:rPr>
+          <w:rFonts w:hint="default"/>
+          <w:sz w:val="22"/>
+          <w:szCs w:val="20"/>
+          <w:lang w:val="ru-RU"/>
+        </w:rPr>
+        <w:t>config_choice:='2'</w:t>
+      </w:r>
+      <w:bookmarkStart w:id="1" w:name="_GoBack"/>
+      <w:bookmarkEnd w:id="1"/>
     </w:p>
     <w:p>
       <w:pPr>
@@ -637,15 +732,11 @@
         </w:rPr>
       </w:pPr>
       <w:r>
-        <w:rPr>
-          <w:rFonts w:hint="default"/>
-          <w:lang w:val="ru-RU"/>
-        </w:rPr>
         <w:drawing>
           <wp:inline distT="0" distB="0" distL="114300" distR="114300">
-            <wp:extent cx="5270500" cy="2735580"/>
-            <wp:effectExtent l="0" t="0" r="6350" b="7620"/>
-            <wp:docPr id="1" name="Picture 1" descr="Screenshot from 2026-02-15 17-20-09"/>
+            <wp:extent cx="5274310" cy="1689100"/>
+            <wp:effectExtent l="0" t="0" r="2540" b="6350"/>
+            <wp:docPr id="6" name="Picture 2"/>
             <wp:cNvGraphicFramePr>
               <a:graphicFrameLocks xmlns:a="http://schemas.openxmlformats.org/drawingml/2006/main" noChangeAspect="1"/>
             </wp:cNvGraphicFramePr>
@@ -653,7 +744,7 @@
               <a:graphicData uri="http://schemas.openxmlformats.org/drawingml/2006/picture">
                 <pic:pic xmlns:pic="http://schemas.openxmlformats.org/drawingml/2006/picture">
                   <pic:nvPicPr>
-                    <pic:cNvPr id="1" name="Picture 1" descr="Screenshot from 2026-02-15 17-20-09"/>
+                    <pic:cNvPr id="6" name="Picture 2"/>
                     <pic:cNvPicPr>
                       <a:picLocks noChangeAspect="1"/>
                     </pic:cNvPicPr>
@@ -667,11 +758,15 @@
                   <pic:spPr>
                     <a:xfrm>
                       <a:off x="0" y="0"/>
-                      <a:ext cx="5270500" cy="2735580"/>
+                      <a:ext cx="5274310" cy="1689100"/>
                     </a:xfrm>
                     <a:prstGeom prst="rect">
                       <a:avLst/>
                     </a:prstGeom>
+                    <a:noFill/>
+                    <a:ln>
+                      <a:noFill/>
+                    </a:ln>
                   </pic:spPr>
                 </pic:pic>
               </a:graphicData>
@@ -765,15 +860,11 @@
         </w:rPr>
       </w:pPr>
       <w:r>
-        <w:rPr>
-          <w:rFonts w:hint="default"/>
-          <w:lang w:val="ru-RU"/>
-        </w:rPr>
         <w:drawing>
           <wp:inline distT="0" distB="0" distL="114300" distR="114300">
-            <wp:extent cx="5269865" cy="2512695"/>
-            <wp:effectExtent l="0" t="0" r="6985" b="1905"/>
-            <wp:docPr id="2" name="Picture 2" descr="Screenshot from 2026-02-15 17-24-57"/>
+            <wp:extent cx="5266690" cy="1749425"/>
+            <wp:effectExtent l="0" t="0" r="10160" b="3175"/>
+            <wp:docPr id="7" name="Picture 3"/>
             <wp:cNvGraphicFramePr>
               <a:graphicFrameLocks xmlns:a="http://schemas.openxmlformats.org/drawingml/2006/main" noChangeAspect="1"/>
             </wp:cNvGraphicFramePr>
@@ -781,7 +872,7 @@
               <a:graphicData uri="http://schemas.openxmlformats.org/drawingml/2006/picture">
                 <pic:pic xmlns:pic="http://schemas.openxmlformats.org/drawingml/2006/picture">
                   <pic:nvPicPr>
-                    <pic:cNvPr id="2" name="Picture 2" descr="Screenshot from 2026-02-15 17-24-57"/>
+                    <pic:cNvPr id="7" name="Picture 3"/>
                     <pic:cNvPicPr>
                       <a:picLocks noChangeAspect="1"/>
                     </pic:cNvPicPr>
@@ -795,11 +886,15 @@
                   <pic:spPr>
                     <a:xfrm>
                       <a:off x="0" y="0"/>
-                      <a:ext cx="5269865" cy="2512695"/>
+                      <a:ext cx="5266690" cy="1749425"/>
                     </a:xfrm>
                     <a:prstGeom prst="rect">
                       <a:avLst/>
                     </a:prstGeom>
+                    <a:noFill/>
+                    <a:ln>
+                      <a:noFill/>
+                    </a:ln>
                   </pic:spPr>
                 </pic:pic>
               </a:graphicData>
@@ -1051,7 +1146,7 @@
           <w:rFonts w:hint="default"/>
           <w:lang w:val="ru-RU"/>
         </w:rPr>
-        <w:t>ДЧтобы карта стала доступна для навигации, необходимо обновить пакет. Выполните в корне jetbot_ws:</w:t>
+        <w:t>Чтобы карта стала доступна для навигации, необходимо обновить пакет. Выполните в корне jetbot_ws:</w:t>
       </w:r>
     </w:p>
     <w:p>
@@ -1090,6 +1185,23 @@
     </w:p>
     <w:p>
       <w:pPr>
+        <w:pStyle w:val="20"/>
+        <w:bidi w:val="0"/>
+        <w:rPr>
+          <w:rFonts w:hint="default"/>
+          <w:lang w:val="en-US"/>
+        </w:rPr>
+      </w:pPr>
+      <w:r>
+        <w:rPr>
+          <w:rFonts w:hint="default"/>
+          <w:lang w:val="en-US"/>
+        </w:rPr>
+        <w:t>source install/local_setup.bash</w:t>
+      </w:r>
+    </w:p>
+    <w:p>
+      <w:pPr>
         <w:bidi w:val="0"/>
         <w:rPr>
           <w:rFonts w:hint="default"/>
@@ -1198,7 +1310,21 @@
           <w:rFonts w:hint="default"/>
           <w:lang w:val="ru-RU"/>
         </w:rPr>
-        <w:t>Если Вы нашли ошибку, неточность, у Вас есть предложения по улучшению или вопросы, напишите в Telegram Александру (</w:t>
+        <w:t>Если Вы нашли ошибку, неточность, у Вас есть предложения по улучшению или вопросы, напишите в Telegram Александру</w:t>
+      </w:r>
+      <w:r>
+        <w:rPr>
+          <w:rFonts w:hint="default"/>
+          <w:lang w:val="en-US"/>
+        </w:rPr>
+        <w:t xml:space="preserve"> </w:t>
+      </w:r>
+      <w:r>
+        <w:rPr>
+          <w:rFonts w:hint="default"/>
+          <w:lang w:val="ru-RU"/>
+        </w:rPr>
+        <w:t>(</w:t>
       </w:r>
       <w:r>
         <w:rPr>
@@ -1300,8 +1426,6 @@
         </w:rPr>
         <w:t>-коды со ссылками на их аккаунты представлены ниже.</w:t>
       </w:r>
-      <w:bookmarkStart w:id="1" w:name="_GoBack"/>
-      <w:bookmarkEnd w:id="1"/>
     </w:p>
     <w:tbl>
       <w:tblPr>
@@ -1710,7 +1834,7 @@
         </mc:Choice>
         <mc:Fallback>
           <w:pict>
-            <v:shape id="_x0000_s1026" o:spid="_x0000_s1026" o:spt="202" type="#_x0000_t202" style="position:absolute;left:0pt;margin-top:0pt;height:144pt;width:144pt;mso-position-horizontal:center;mso-position-horizontal-relative:margin;mso-wrap-style:none;z-index:251659264;mso-width-relative:page;mso-height-relative:page;" filled="f" stroked="f" coordsize="21600,21600" o:gfxdata="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">
+            <v:shape id="_x0000_s1026" o:spid="_x0000_s1026" o:spt="202" type="#_x0000_t202" style="position:absolute;left:0pt;margin-top:0pt;height:144pt;width:144pt;mso-position-horizontal:center;mso-position-horizontal-relative:margin;mso-wrap-style:none;z-index:251659264;mso-width-relative:page;mso-height-relative:page;" filled="f" stroked="f" coordsize="21600,21600" o:gfxdata="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">
               <v:fill on="f" focussize="0,0"/>
               <v:stroke on="f" weight="0.5pt"/>
               <v:imagedata o:title=""/>
@@ -2796,7 +2920,9 @@
 
 <file path=customXml/item1.xml><?xml version="1.0" encoding="utf-8"?>
 <s:customData xmlns="http://www.wps.cn/officeDocument/2013/wpsCustomData" xmlns:s="http://www.wps.cn/officeDocument/2013/wpsCustomData">
-  <customSectProps/>
+  <customSectProps>
+    <customSectPr/>
+  </customSectProps>
   <customShpExts>
     <customShpInfo spid="_x0000_s1026" textRotate="1"/>
   </customShpExts>
